--- a/HAP/manuscript_submission/HAP_Dynamics_RU.docx
+++ b/HAP/manuscript_submission/HAP_Dynamics_RU.docx
@@ -5131,7 +5131,7 @@
         <w:t xml:space="preserve">Neuron</w:t>
       </w:r>
       <w:r>
-        <w:t xml:space="preserve">, 112(11). (Подтверждает роль TGR5 в гипоталамусе при стрессе).</w:t>
+        <w:t xml:space="preserve">, 112(11), 1725-1727. PMID: 38843777. DOI: 10.1016/j.neuron.2024.05.007.</w:t>
       </w:r>
     </w:p>
     <w:p>
